--- a/kindle/入稿/第1巻_副業はするな！.docx
+++ b/kindle/入稿/第1巻_副業はするな！.docx
@@ -46,7 +46,7 @@
           <w:sz w:val="22"/>
           <w:szCs w:val="22"/>
         </w:rPr>
-        <w:t xml:space="preserve">──1000万稼いで700万溶かした僕が、あなたに勧めない理由</w:t>
+        <w:t xml:space="preserve">──1000万稼いで700万溶かし、家族まで失いかけた僕が、あなたに副業を勧めない理由</w:t>
       </w:r>
     </w:p>
     <w:p>
@@ -736,6 +736,81 @@
           <w:sz w:val="21"/>
           <w:szCs w:val="21"/>
         </w:rPr>
+        <w:t xml:space="preserve">ここで、勘のいいあなたは、こう思うはずです。「1000万稼いで700万溶かしたなら、差し引き300万、手元にプラスで残ってるじゃないか」と。</w:t>
+      </w:r>
+    </w:p>
+    <w:p>
+      <w:pPr>
+        <w:spacing w:after="160" w:line="360"/>
+      </w:pPr>
+      <w:r>
+        <w:rPr>
+          <w:rFonts w:ascii="Yu Mincho" w:cs="Yu Mincho" w:eastAsia="Yu Mincho" w:hAnsi="Yu Mincho"/>
+          <w:b w:val="false"/>
+          <w:bCs w:val="false"/>
+          <w:sz w:val="21"/>
+          <w:szCs w:val="21"/>
+        </w:rPr>
+        <w:t xml:space="preserve">その電卓、まさに当時の僕が、都合よく叩いていたやつです。「1000引く700は、300のプラス」。そう思い込みたかった。</w:t>
+      </w:r>
+    </w:p>
+    <w:p>
+      <w:pPr>
+        <w:spacing w:after="160" w:line="360"/>
+      </w:pPr>
+      <w:r>
+        <w:rPr>
+          <w:rFonts w:ascii="Yu Mincho" w:cs="Yu Mincho" w:eastAsia="Yu Mincho" w:hAnsi="Yu Mincho"/>
+          <w:b w:val="false"/>
+          <w:bCs w:val="false"/>
+          <w:sz w:val="21"/>
+          <w:szCs w:val="21"/>
+        </w:rPr>
+        <w:t xml:space="preserve">でも、通帳を開いて、正直に足し算し直したとき、その300万は、どこにもありませんでした。稼いだ1000万には、入ってくるそばから税金がかかる。教材やツールにも、けっこうな額を払っていた。そうやって稼ぎのほうは静かに目減りしていくのに、溶かした700万だけは、まるまる財布から消えている。全部を正直に通帳の上で足し引きしたら、残ったのは、プラスどころか、はっきりマイナスの数字でした。</w:t>
+      </w:r>
+    </w:p>
+    <w:p>
+      <w:pPr>
+        <w:spacing w:after="160" w:line="360"/>
+      </w:pPr>
+      <w:r>
+        <w:rPr>
+          <w:rFonts w:ascii="Yu Mincho" w:cs="Yu Mincho" w:eastAsia="Yu Mincho" w:hAnsi="Yu Mincho"/>
+          <w:b w:val="false"/>
+          <w:bCs w:val="false"/>
+          <w:sz w:val="21"/>
+          <w:szCs w:val="21"/>
+        </w:rPr>
+        <w:t xml:space="preserve">つまり僕は、6年もかけて、稼いだ額より多くを失っていた。それも、家族の時間と、自分の体と、あやうく家庭そのものまで、チップに載せた上で、です。そこまで差し出して、収支はマイナス。もう、時給がいくらかを計算するのも、ばからしくなります。</w:t>
+      </w:r>
+    </w:p>
+    <w:p>
+      <w:pPr>
+        <w:spacing w:after="160" w:line="360"/>
+      </w:pPr>
+      <w:r>
+        <w:rPr>
+          <w:rFonts w:ascii="Yu Mincho" w:cs="Yu Mincho" w:eastAsia="Yu Mincho" w:hAnsi="Yu Mincho"/>
+          <w:b w:val="false"/>
+          <w:bCs w:val="false"/>
+          <w:sz w:val="21"/>
+          <w:szCs w:val="21"/>
+        </w:rPr>
+        <w:t xml:space="preserve">「1000引く700は300で、プラス」。この、稼ぎだけを景気よく数えて、税金も、溶かした額も、注ぎ込んだ時間も勘定に入れない計算こそ、僕を6年も沼に沈めた、いちばんの罠でした。この本は、その見て見ぬふりをしてきた"隠れたコスト"を、一つずつ、表に引きずり出す本です。</w:t>
+      </w:r>
+    </w:p>
+    <w:p>
+      <w:pPr>
+        <w:spacing w:after="160" w:line="360"/>
+      </w:pPr>
+      <w:r>
+        <w:rPr>
+          <w:rFonts w:ascii="Yu Mincho" w:cs="Yu Mincho" w:eastAsia="Yu Mincho" w:hAnsi="Yu Mincho"/>
+          <w:b w:val="false"/>
+          <w:bCs w:val="false"/>
+          <w:sz w:val="21"/>
+          <w:szCs w:val="21"/>
+        </w:rPr>
         <w:t xml:space="preserve">もちろん、店舗の販売職として手取り15万、毎日裏口で段ボールを潰し、クレーマーに頭を下げ、決められた売り場に立つだけの「代えのきく歯車」だった僕に、自分の名前で生きるスキルをくれたのは副業でした。今の仕事があるのも、あの泥臭い日々のおかげです。</w:t>
       </w:r>
     </w:p>
@@ -1294,37 +1369,37 @@
           <w:sz w:val="24"/>
           <w:szCs w:val="24"/>
         </w:rPr>
-        <w:t xml:space="preserve">問題は、いつも「時期」だった</w:t>
-      </w:r>
-    </w:p>
-    <w:p>
-      <w:pPr>
-        <w:spacing w:after="160" w:line="360"/>
-      </w:pPr>
-      <w:r>
-        <w:rPr>
-          <w:rFonts w:ascii="Yu Mincho" w:cs="Yu Mincho" w:eastAsia="Yu Mincho" w:hAnsi="Yu Mincho"/>
-          <w:b w:val="false"/>
-          <w:bCs w:val="false"/>
-          <w:sz w:val="21"/>
-          <w:szCs w:val="21"/>
-        </w:rPr>
-        <w:t xml:space="preserve">あとから振り返って、僕が一番しんどかった原因は、作業の内容ではありませんでした。</w:t>
-      </w:r>
-    </w:p>
-    <w:p>
-      <w:pPr>
-        <w:spacing w:after="160" w:line="360"/>
-      </w:pPr>
-      <w:r>
-        <w:rPr>
-          <w:rFonts w:ascii="Yu Mincho" w:cs="Yu Mincho" w:eastAsia="Yu Mincho" w:hAnsi="Yu Mincho"/>
-          <w:b w:val="false"/>
-          <w:bCs w:val="false"/>
-          <w:sz w:val="21"/>
-          <w:szCs w:val="21"/>
-        </w:rPr>
-        <w:t xml:space="preserve">「やる時期」を、致命的に間違えていたんです。</w:t>
+        <w:t xml:space="preserve">問題は副業じゃなく、「人生のどのステージでやるか」だった</w:t>
+      </w:r>
+    </w:p>
+    <w:p>
+      <w:pPr>
+        <w:spacing w:after="160" w:line="360"/>
+      </w:pPr>
+      <w:r>
+        <w:rPr>
+          <w:rFonts w:ascii="Yu Mincho" w:cs="Yu Mincho" w:eastAsia="Yu Mincho" w:hAnsi="Yu Mincho"/>
+          <w:b w:val="false"/>
+          <w:bCs w:val="false"/>
+          <w:sz w:val="21"/>
+          <w:szCs w:val="21"/>
+        </w:rPr>
+        <w:t xml:space="preserve">あとから振り返って、僕が一番しんどかった原因は、副業の内容そのものではありませんでした。</w:t>
+      </w:r>
+    </w:p>
+    <w:p>
+      <w:pPr>
+        <w:spacing w:after="160" w:line="360"/>
+      </w:pPr>
+      <w:r>
+        <w:rPr>
+          <w:rFonts w:ascii="Yu Mincho" w:cs="Yu Mincho" w:eastAsia="Yu Mincho" w:hAnsi="Yu Mincho"/>
+          <w:b w:val="false"/>
+          <w:bCs w:val="false"/>
+          <w:sz w:val="21"/>
+          <w:szCs w:val="21"/>
+        </w:rPr>
+        <w:t xml:space="preserve">それを、人生のどの時期にやったのか——独身で身軽な頃なのか、それとも、小さな子を抱えて手一杯の頃なのか。その、自分がいまライフステージのどこに立っているか、という一点を、致命的に読み違えていたんです。同じ副業でも、独身の頃にやれば最高の武者修行になり、子育ての真っ最中にやれば家庭を壊す凶器になる。刃物と同じで、良し悪しは道具じゃなく、いつ誰が握るかで決まる。</w:t>
       </w:r>
     </w:p>
     <w:p>
@@ -2352,7 +2427,7 @@
           <w:sz w:val="21"/>
           <w:szCs w:val="21"/>
         </w:rPr>
-        <w:t xml:space="preserve">1000万稼いだはずなのに、700万を溶かし、残ったお金も、税金や次の投資の元手に消えて、手元にはほとんど残りませんでした。</w:t>
+        <w:t xml:space="preserve">1000万稼いだはずなのに、700万を溶かし、残ったお金も、税金や次の投資の元手に消えて、正直に足し算すれば、手元はむしろマイナスでした。</w:t>
       </w:r>
     </w:p>
     <w:p>
@@ -2610,7 +2685,7 @@
           <w:sz w:val="24"/>
           <w:szCs w:val="24"/>
         </w:rPr>
-        <w:t xml:space="preserve">コントローラーが落ちた、あの乾いた音</w:t>
+        <w:t xml:space="preserve">「パパ、ピクミン、一緒にやろう」</w:t>
       </w:r>
     </w:p>
     <w:p>
@@ -2760,22 +2835,7 @@
           <w:sz w:val="21"/>
           <w:szCs w:val="21"/>
         </w:rPr>
-        <w:t xml:space="preserve">ただ、小さな手からコントローラーがこぼれて、フローリングに「カタッ」と乾いた音を立てて転がりました。</w:t>
-      </w:r>
-    </w:p>
-    <w:p>
-      <w:pPr>
-        <w:spacing w:after="160" w:line="360"/>
-      </w:pPr>
-      <w:r>
-        <w:rPr>
-          <w:rFonts w:ascii="Yu Mincho" w:cs="Yu Mincho" w:eastAsia="Yu Mincho" w:hAnsi="Yu Mincho"/>
-          <w:b w:val="false"/>
-          <w:bCs w:val="false"/>
-          <w:sz w:val="21"/>
-          <w:szCs w:val="21"/>
-        </w:rPr>
-        <w:t xml:space="preserve">子どもはそれを静かに拾って、部屋から出ていきました。</w:t>
+        <w:t xml:space="preserve">画面から目を離さないままの僕の耳に、コントローラーが床に置かれる、コトッという小さな音だけが届きました。それきり、子どもは静かに部屋を出ていきました。</w:t>
       </w:r>
     </w:p>
     <w:p>
@@ -5466,7 +5526,7 @@
           <w:sz w:val="21"/>
           <w:szCs w:val="21"/>
         </w:rPr>
-        <w:t xml:space="preserve">副業はするな！──1000万稼いで700万溶かした僕が、あなたに勧めない理由</w:t>
+        <w:t xml:space="preserve">副業はするな！──1000万稼いで700万溶かし、家族まで失いかけた僕が、あなたに副業を勧めない理由</w:t>
       </w:r>
     </w:p>
     <w:p>

--- a/kindle/入稿/第1巻_副業はするな！.docx
+++ b/kindle/入稿/第1巻_副業はするな！.docx
@@ -766,7 +766,7 @@
           <w:sz w:val="21"/>
           <w:szCs w:val="21"/>
         </w:rPr>
-        <w:t xml:space="preserve">でも、通帳を開いて、正直に足し算し直したとき、その300万は、どこにもありませんでした。稼いだ1000万には、入ってくるそばから税金がかかる。教材やツールにも、けっこうな額を払っていた。そうやって稼ぎのほうは静かに目減りしていくのに、溶かした700万だけは、まるまる財布から消えている。全部を正直に通帳の上で足し引きしたら、残ったのは、プラスどころか、はっきりマイナスの数字でした。</w:t>
+        <w:t xml:space="preserve">でも、通帳を開いて、正直に足し算し直したとき、その300万は、どこにもありませんでした。稼いだ1000万には、入ってくるそばから税金がかかる。おまけに、「これを学べば稼げる」と言われるまま、情報商材やオンラインサロン、高額スクールに、しめて300万円以上を突っ込んでいた。溶かした700万に、この教材代の300万に、税金。稼ぎのほうは静かに目減りしていくのに、失ったぶんだけは、まるまる財布から消えている。全部を正直に通帳の上で足し引きしたら、残ったのは、プラスどころか、はっきりマイナスの数字でした。</w:t>
       </w:r>
     </w:p>
     <w:p>

--- a/kindle/入稿/第1巻_副業はするな！.docx
+++ b/kindle/入稿/第1巻_副業はするな！.docx
@@ -291,7 +291,7 @@
     <w:p>
       <w:pPr>
         <w:pStyle w:val="Heading1"/>
-        <w:spacing w:after="220" w:before="480"/>
+        <w:spacing w:after="220" w:before="240"/>
       </w:pPr>
       <w:r>
         <w:rPr>
@@ -301,592 +301,162 @@
           <w:sz w:val="30"/>
           <w:szCs w:val="30"/>
         </w:rPr>
-        <w:t xml:space="preserve">まえがき</w:t>
-      </w:r>
-    </w:p>
-    <w:p>
-      <w:pPr>
-        <w:spacing w:after="160" w:line="360"/>
-      </w:pPr>
-      <w:r>
-        <w:rPr>
-          <w:rFonts w:ascii="Yu Mincho" w:cs="Yu Mincho" w:eastAsia="Yu Mincho" w:hAnsi="Yu Mincho"/>
-          <w:b w:val="false"/>
-          <w:bCs w:val="false"/>
-          <w:sz w:val="21"/>
-          <w:szCs w:val="21"/>
-        </w:rPr>
-        <w:t xml:space="preserve">深夜2時。暗いリビングで、スマホの画面だけが白く光っている。</w:t>
-      </w:r>
-    </w:p>
-    <w:p>
-      <w:pPr>
-        <w:spacing w:after="160" w:line="360"/>
-      </w:pPr>
-      <w:r>
-        <w:rPr>
-          <w:rFonts w:ascii="Yu Mincho" w:cs="Yu Mincho" w:eastAsia="Yu Mincho" w:hAnsi="Yu Mincho"/>
-          <w:b w:val="false"/>
-          <w:bCs w:val="false"/>
-          <w:sz w:val="21"/>
-          <w:szCs w:val="21"/>
-        </w:rPr>
-        <w:t xml:space="preserve">そこに映っているのは、じりじりと下に落ちていく赤いチャート。</w:t>
-      </w:r>
-    </w:p>
-    <w:p>
-      <w:pPr>
-        <w:spacing w:after="160" w:line="360"/>
-      </w:pPr>
-      <w:r>
-        <w:rPr>
-          <w:rFonts w:ascii="Yu Mincho" w:cs="Yu Mincho" w:eastAsia="Yu Mincho" w:hAnsi="Yu Mincho"/>
-          <w:b w:val="false"/>
-          <w:bCs w:val="false"/>
-          <w:sz w:val="21"/>
-          <w:szCs w:val="21"/>
-        </w:rPr>
-        <w:t xml:space="preserve">「おい、頼むから止まってくれよ。頼む」</w:t>
-      </w:r>
-    </w:p>
-    <w:p>
-      <w:pPr>
-        <w:spacing w:after="160" w:line="360"/>
-      </w:pPr>
-      <w:r>
-        <w:rPr>
-          <w:rFonts w:ascii="Yu Mincho" w:cs="Yu Mincho" w:eastAsia="Yu Mincho" w:hAnsi="Yu Mincho"/>
-          <w:b w:val="false"/>
-          <w:bCs w:val="false"/>
-          <w:sz w:val="21"/>
-          <w:szCs w:val="21"/>
-        </w:rPr>
-        <w:t xml:space="preserve">声にもならない独り言をこぼしながら、僕は冷たい脂汗が滲んだ手で、何度も画面を引っ張ってリロードしていました。</w:t>
-      </w:r>
-    </w:p>
-    <w:p>
-      <w:pPr>
-        <w:spacing w:after="160" w:line="360"/>
-      </w:pPr>
-      <w:r>
-        <w:rPr>
-          <w:rFonts w:ascii="Yu Mincho" w:cs="Yu Mincho" w:eastAsia="Yu Mincho" w:hAnsi="Yu Mincho"/>
-          <w:b w:val="false"/>
-          <w:bCs w:val="false"/>
-          <w:sz w:val="21"/>
-          <w:szCs w:val="21"/>
-        </w:rPr>
-        <w:t xml:space="preserve">「維持率」っていう、これ以下になるとすべてが強制的に決済されるデッドラインの数字があるんです。それが、僕の心臓のバタつきと連動するように下がっていく。</w:t>
-      </w:r>
-    </w:p>
-    <w:p>
-      <w:pPr>
-        <w:spacing w:after="160" w:line="360"/>
-      </w:pPr>
-      <w:r>
-        <w:rPr>
-          <w:rFonts w:ascii="Yu Mincho" w:cs="Yu Mincho" w:eastAsia="Yu Mincho" w:hAnsi="Yu Mincho"/>
-          <w:b w:val="false"/>
-          <w:bCs w:val="false"/>
-          <w:sz w:val="21"/>
-          <w:szCs w:val="21"/>
-        </w:rPr>
-        <w:t xml:space="preserve">頭が完全にフリーズして、自分が今リビングのどこに立っているのかさえ、もう分からなくなっていました。</w:t>
-      </w:r>
-    </w:p>
-    <w:p>
-      <w:pPr>
-        <w:spacing w:after="160" w:line="360"/>
-      </w:pPr>
-      <w:r>
-        <w:rPr>
-          <w:rFonts w:ascii="Yu Mincho" w:cs="Yu Mincho" w:eastAsia="Yu Mincho" w:hAnsi="Yu Mincho"/>
-          <w:b w:val="false"/>
-          <w:bCs w:val="false"/>
-          <w:sz w:val="21"/>
-          <w:szCs w:val="21"/>
-        </w:rPr>
-        <w:t xml:space="preserve">画面がスッと暗くなった。</w:t>
-      </w:r>
-    </w:p>
-    <w:p>
-      <w:pPr>
-        <w:spacing w:after="160" w:line="360"/>
-      </w:pPr>
-      <w:r>
-        <w:rPr>
-          <w:rFonts w:ascii="Yu Mincho" w:cs="Yu Mincho" w:eastAsia="Yu Mincho" w:hAnsi="Yu Mincho"/>
-          <w:b w:val="false"/>
-          <w:bCs w:val="false"/>
-          <w:sz w:val="21"/>
-          <w:szCs w:val="21"/>
-        </w:rPr>
-        <w:t xml:space="preserve">ロスカット。強制決済。</w:t>
-      </w:r>
-    </w:p>
-    <w:p>
-      <w:pPr>
-        <w:spacing w:after="160" w:line="360"/>
-      </w:pPr>
-      <w:r>
-        <w:rPr>
-          <w:rFonts w:ascii="Yu Mincho" w:cs="Yu Mincho" w:eastAsia="Yu Mincho" w:hAnsi="Yu Mincho"/>
-          <w:b w:val="false"/>
-          <w:bCs w:val="false"/>
-          <w:sz w:val="21"/>
-          <w:szCs w:val="21"/>
-        </w:rPr>
-        <w:t xml:space="preserve">それまで僕が家族との時間を削り、毎晩睡眠時間を犠牲にして、必死に貯めてきた700万円というお金が、スマホの画面上で「０」という無機質なフォントに変わった瞬間でした。</w:t>
-      </w:r>
-    </w:p>
-    <w:p>
-      <w:pPr>
-        <w:spacing w:after="160" w:line="360"/>
-      </w:pPr>
-      <w:r>
-        <w:rPr>
-          <w:rFonts w:ascii="Yu Mincho" w:cs="Yu Mincho" w:eastAsia="Yu Mincho" w:hAnsi="Yu Mincho"/>
-          <w:b w:val="false"/>
-          <w:bCs w:val="false"/>
-          <w:sz w:val="21"/>
-          <w:szCs w:val="21"/>
-        </w:rPr>
-        <w:t xml:space="preserve">その夜のことは、今でもうまく思い出せません。</w:t>
-      </w:r>
-    </w:p>
-    <w:p>
-      <w:pPr>
-        <w:spacing w:after="160" w:line="360"/>
-      </w:pPr>
-      <w:r>
-        <w:rPr>
-          <w:rFonts w:ascii="Yu Mincho" w:cs="Yu Mincho" w:eastAsia="Yu Mincho" w:hAnsi="Yu Mincho"/>
-          <w:b w:val="false"/>
-          <w:bCs w:val="false"/>
-          <w:sz w:val="21"/>
-          <w:szCs w:val="21"/>
-        </w:rPr>
-        <w:t xml:space="preserve">一睡もできず、ただ布団の中で、隣で寝ている妻の静かな寝息を聞いていました。</w:t>
-      </w:r>
-    </w:p>
-    <w:p>
-      <w:pPr>
-        <w:spacing w:after="160" w:line="360"/>
-      </w:pPr>
-      <w:r>
-        <w:rPr>
-          <w:rFonts w:ascii="Yu Mincho" w:cs="Yu Mincho" w:eastAsia="Yu Mincho" w:hAnsi="Yu Mincho"/>
-          <w:b w:val="false"/>
-          <w:bCs w:val="false"/>
-          <w:sz w:val="21"/>
-          <w:szCs w:val="21"/>
-        </w:rPr>
-        <w:t xml:space="preserve">一番きつかったのは、その現実を、妻に一週間も隠し続けたことです。</w:t>
-      </w:r>
-    </w:p>
-    <w:p>
-      <w:pPr>
-        <w:spacing w:after="160" w:line="360"/>
-      </w:pPr>
-      <w:r>
-        <w:rPr>
-          <w:rFonts w:ascii="Yu Mincho" w:cs="Yu Mincho" w:eastAsia="Yu Mincho" w:hAnsi="Yu Mincho"/>
-          <w:b w:val="false"/>
-          <w:bCs w:val="false"/>
-          <w:sz w:val="21"/>
-          <w:szCs w:val="21"/>
-        </w:rPr>
-        <w:t xml:space="preserve">「お前たちを幸せにするために、俺は夜遅くまで作業をしているんだ」</w:t>
-      </w:r>
-    </w:p>
-    <w:p>
-      <w:pPr>
-        <w:spacing w:after="160" w:line="360"/>
-      </w:pPr>
-      <w:r>
-        <w:rPr>
-          <w:rFonts w:ascii="Yu Mincho" w:cs="Yu Mincho" w:eastAsia="Yu Mincho" w:hAnsi="Yu Mincho"/>
-          <w:b w:val="false"/>
-          <w:bCs w:val="false"/>
-          <w:sz w:val="21"/>
-          <w:szCs w:val="21"/>
-        </w:rPr>
-        <w:t xml:space="preserve">そう偉そうに言っていた自分が、ただスマホを握りしめて、家族の未来をチップにしたギャンブルに狂っていた。その惨めな正体がバレるのが怖くて、平気な顔をしてご飯を食べ、子どもを風呂に入れていました。その自分が、本当に汚らしくて嫌でした。</w:t>
-      </w:r>
-    </w:p>
-    <w:p>
-      <w:pPr>
-        <w:spacing w:after="160" w:line="360"/>
-      </w:pPr>
-      <w:r>
-        <w:rPr>
-          <w:rFonts w:ascii="Yu Mincho" w:cs="Yu Mincho" w:eastAsia="Yu Mincho" w:hAnsi="Yu Mincho"/>
-          <w:b w:val="false"/>
-          <w:bCs w:val="false"/>
-          <w:sz w:val="21"/>
-          <w:szCs w:val="21"/>
-        </w:rPr>
-        <w:t xml:space="preserve">一週間経って、ようやく白状したとき、妻は怒りもしませんでした。ただ、僕のひどい顔を見て、ぽつりと言いました。</w:t>
-      </w:r>
-    </w:p>
-    <w:p>
-      <w:pPr>
-        <w:spacing w:after="160" w:line="360"/>
-      </w:pPr>
-      <w:r>
-        <w:rPr>
-          <w:rFonts w:ascii="Yu Mincho" w:cs="Yu Mincho" w:eastAsia="Yu Mincho" w:hAnsi="Yu Mincho"/>
-          <w:b w:val="false"/>
-          <w:bCs w:val="false"/>
-          <w:sz w:val="21"/>
-          <w:szCs w:val="21"/>
-        </w:rPr>
-        <w:t xml:space="preserve">「生きてるなら、それでいいよ」</w:t>
-      </w:r>
-    </w:p>
-    <w:p>
-      <w:pPr>
-        <w:spacing w:after="160" w:line="360"/>
-      </w:pPr>
-      <w:r>
-        <w:rPr>
-          <w:rFonts w:ascii="Yu Mincho" w:cs="Yu Mincho" w:eastAsia="Yu Mincho" w:hAnsi="Yu Mincho"/>
-          <w:b w:val="false"/>
-          <w:bCs w:val="false"/>
-          <w:sz w:val="21"/>
-          <w:szCs w:val="21"/>
-        </w:rPr>
-        <w:t xml:space="preserve">怒鳴られたほうが、どれだけ楽だったか分かりません。</w:t>
-      </w:r>
-    </w:p>
-    <w:p>
-      <w:pPr>
-        <w:spacing w:after="160" w:line="360"/>
-      </w:pPr>
-      <w:r>
-        <w:rPr>
-          <w:rFonts w:ascii="Yu Mincho" w:cs="Yu Mincho" w:eastAsia="Yu Mincho" w:hAnsi="Yu Mincho"/>
-          <w:b w:val="false"/>
-          <w:bCs w:val="false"/>
-          <w:sz w:val="21"/>
-          <w:szCs w:val="21"/>
-        </w:rPr>
-        <w:t xml:space="preserve">ここで、一つだけ、正直に考えてみてください。</w:t>
-      </w:r>
-    </w:p>
-    <w:p>
-      <w:pPr>
-        <w:spacing w:after="160" w:line="360"/>
-      </w:pPr>
-      <w:r>
-        <w:rPr>
-          <w:rFonts w:ascii="Yu Mincho" w:cs="Yu Mincho" w:eastAsia="Yu Mincho" w:hAnsi="Yu Mincho"/>
-          <w:b w:val="false"/>
-          <w:bCs w:val="false"/>
-          <w:sz w:val="21"/>
-          <w:szCs w:val="21"/>
-        </w:rPr>
-        <w:t xml:space="preserve">今、この文章を読んでいるあなたも、当時の僕と同じように焦っていませんか？</w:t>
-      </w:r>
-    </w:p>
-    <w:p>
-      <w:pPr>
-        <w:spacing w:after="160" w:line="360"/>
-      </w:pPr>
-      <w:r>
-        <w:rPr>
-          <w:rFonts w:ascii="Yu Mincho" w:cs="Yu Mincho" w:eastAsia="Yu Mincho" w:hAnsi="Yu Mincho"/>
-          <w:b w:val="false"/>
-          <w:bCs w:val="false"/>
-          <w:sz w:val="21"/>
-          <w:szCs w:val="21"/>
-        </w:rPr>
-        <w:t xml:space="preserve">「このままでいいんだろうか」「とにかく、もっと稼がなきゃ」って、何かに急かされるように、深夜の布団の中でスマホを見ていませんか？</w:t>
-      </w:r>
-    </w:p>
-    <w:p>
-      <w:pPr>
-        <w:spacing w:after="160" w:line="360"/>
-      </w:pPr>
-      <w:r>
-        <w:rPr>
-          <w:rFonts w:ascii="Yu Mincho" w:cs="Yu Mincho" w:eastAsia="Yu Mincho" w:hAnsi="Yu Mincho"/>
-          <w:b w:val="false"/>
-          <w:bCs w:val="false"/>
-          <w:sz w:val="21"/>
-          <w:szCs w:val="21"/>
-        </w:rPr>
-        <w:t xml:space="preserve">あなたが今、自分の時間や、もしかしたら家族との時間を切り売りしてまで手に入れようとしている「月数万円」は、本当に、いまの生活のすべてを壊すリスクを背負ってまで必要なものですか。</w:t>
-      </w:r>
-    </w:p>
-    <w:p>
-      <w:pPr>
-        <w:spacing w:after="160" w:line="360"/>
-      </w:pPr>
-      <w:r>
-        <w:rPr>
-          <w:rFonts w:ascii="Yu Mincho" w:cs="Yu Mincho" w:eastAsia="Yu Mincho" w:hAnsi="Yu Mincho"/>
-          <w:b w:val="false"/>
-          <w:bCs w:val="false"/>
-          <w:sz w:val="21"/>
-          <w:szCs w:val="21"/>
-        </w:rPr>
-        <w:t xml:space="preserve">「お前は副業で累計1000万円も稼げたから、そんな綺麗事が言えるんだ」</w:t>
-      </w:r>
-    </w:p>
-    <w:p>
-      <w:pPr>
-        <w:spacing w:after="160" w:line="360"/>
-      </w:pPr>
-      <w:r>
-        <w:rPr>
-          <w:rFonts w:ascii="Yu Mincho" w:cs="Yu Mincho" w:eastAsia="Yu Mincho" w:hAnsi="Yu Mincho"/>
-          <w:b w:val="false"/>
-          <w:bCs w:val="false"/>
-          <w:sz w:val="21"/>
-          <w:szCs w:val="21"/>
-        </w:rPr>
-        <w:t xml:space="preserve">そう思うかもしれません。</w:t>
-      </w:r>
-    </w:p>
-    <w:p>
-      <w:pPr>
-        <w:spacing w:after="160" w:line="360"/>
-      </w:pPr>
-      <w:r>
-        <w:rPr>
-          <w:rFonts w:ascii="Yu Mincho" w:cs="Yu Mincho" w:eastAsia="Yu Mincho" w:hAnsi="Yu Mincho"/>
-          <w:b w:val="false"/>
-          <w:bCs w:val="false"/>
-          <w:sz w:val="21"/>
-          <w:szCs w:val="21"/>
-        </w:rPr>
-        <w:t xml:space="preserve">確かに、仮想通貨で600万円、ブログやKindle、コンサル……手を出したものを全部合わせたら、1000万円は超えていました。</w:t>
-      </w:r>
-    </w:p>
-    <w:p>
-      <w:pPr>
-        <w:spacing w:after="160" w:line="360"/>
-      </w:pPr>
-      <w:r>
-        <w:rPr>
-          <w:rFonts w:ascii="Yu Mincho" w:cs="Yu Mincho" w:eastAsia="Yu Mincho" w:hAnsi="Yu Mincho"/>
-          <w:b w:val="false"/>
-          <w:bCs w:val="false"/>
-          <w:sz w:val="21"/>
-          <w:szCs w:val="21"/>
-        </w:rPr>
-        <w:t xml:space="preserve">「小売の会社員から、副業で1000万」。そうパッケージすれば、SNSでキラキラしたアカウントを作って、高額なノウハウを売りつけることだってできたでしょう。</w:t>
-      </w:r>
-    </w:p>
-    <w:p>
-      <w:pPr>
-        <w:spacing w:after="160" w:line="360"/>
-      </w:pPr>
-      <w:r>
-        <w:rPr>
-          <w:rFonts w:ascii="Yu Mincho" w:cs="Yu Mincho" w:eastAsia="Yu Mincho" w:hAnsi="Yu Mincho"/>
-          <w:b w:val="false"/>
-          <w:bCs w:val="false"/>
-          <w:sz w:val="21"/>
-          <w:szCs w:val="21"/>
-        </w:rPr>
-        <w:t xml:space="preserve">でも、僕はその同じ口で、あえて自分の恥部を全部ぶちまけます。</w:t>
-      </w:r>
-    </w:p>
-    <w:p>
-      <w:pPr>
-        <w:spacing w:after="160" w:line="360"/>
-      </w:pPr>
-      <w:r>
-        <w:rPr>
-          <w:rFonts w:ascii="Yu Mincho" w:cs="Yu Mincho" w:eastAsia="Yu Mincho" w:hAnsi="Yu Mincho"/>
-          <w:b w:val="false"/>
-          <w:bCs w:val="false"/>
-          <w:sz w:val="21"/>
-          <w:szCs w:val="21"/>
-        </w:rPr>
-        <w:t xml:space="preserve">1000万稼いだ裏で、700万を溶かした。6年以上の歳月をドブに捨て、一番大事なものを壊しかけた。</w:t>
-      </w:r>
-    </w:p>
-    <w:p>
-      <w:pPr>
-        <w:spacing w:after="160" w:line="360"/>
-      </w:pPr>
-      <w:r>
-        <w:rPr>
-          <w:rFonts w:ascii="Yu Mincho" w:cs="Yu Mincho" w:eastAsia="Yu Mincho" w:hAnsi="Yu Mincho"/>
-          <w:b w:val="false"/>
-          <w:bCs w:val="false"/>
-          <w:sz w:val="21"/>
-          <w:szCs w:val="21"/>
-        </w:rPr>
-        <w:t xml:space="preserve">手元に残った貯金残高と、ボロボロになった自分の体を見たとき、僕は自分のことを「成功者」だなんて、どうしても思えないんです。</w:t>
-      </w:r>
-    </w:p>
-    <w:p>
-      <w:pPr>
-        <w:spacing w:after="160" w:line="360"/>
-      </w:pPr>
-      <w:r>
-        <w:rPr>
-          <w:rFonts w:ascii="Yu Mincho" w:cs="Yu Mincho" w:eastAsia="Yu Mincho" w:hAnsi="Yu Mincho"/>
-          <w:b w:val="false"/>
-          <w:bCs w:val="false"/>
-          <w:sz w:val="21"/>
-          <w:szCs w:val="21"/>
-        </w:rPr>
-        <w:t xml:space="preserve">ここで、勘のいいあなたは、こう思うはずです。「1000万稼いで700万溶かしたなら、差し引き300万、手元にプラスで残ってるじゃないか」と。</w:t>
-      </w:r>
-    </w:p>
-    <w:p>
-      <w:pPr>
-        <w:spacing w:after="160" w:line="360"/>
-      </w:pPr>
-      <w:r>
-        <w:rPr>
-          <w:rFonts w:ascii="Yu Mincho" w:cs="Yu Mincho" w:eastAsia="Yu Mincho" w:hAnsi="Yu Mincho"/>
-          <w:b w:val="false"/>
-          <w:bCs w:val="false"/>
-          <w:sz w:val="21"/>
-          <w:szCs w:val="21"/>
-        </w:rPr>
-        <w:t xml:space="preserve">その電卓、まさに当時の僕が、都合よく叩いていたやつです。「1000引く700は、300のプラス」。そう思い込みたかった。</w:t>
-      </w:r>
-    </w:p>
-    <w:p>
-      <w:pPr>
-        <w:spacing w:after="160" w:line="360"/>
-      </w:pPr>
-      <w:r>
-        <w:rPr>
-          <w:rFonts w:ascii="Yu Mincho" w:cs="Yu Mincho" w:eastAsia="Yu Mincho" w:hAnsi="Yu Mincho"/>
-          <w:b w:val="false"/>
-          <w:bCs w:val="false"/>
-          <w:sz w:val="21"/>
-          <w:szCs w:val="21"/>
-        </w:rPr>
-        <w:t xml:space="preserve">でも、通帳を開いて、正直に足し算し直したとき、その300万は、どこにもありませんでした。稼いだ1000万には、入ってくるそばから税金がかかる。おまけに、「これを学べば稼げる」と言われるまま、情報商材やオンラインサロン、高額スクールに、しめて300万円以上を突っ込んでいた。溶かした700万に、この教材代の300万に、税金。稼ぎのほうは静かに目減りしていくのに、失ったぶんだけは、まるまる財布から消えている。全部を正直に通帳の上で足し引きしたら、残ったのは、プラスどころか、はっきりマイナスの数字でした。</w:t>
-      </w:r>
-    </w:p>
-    <w:p>
-      <w:pPr>
-        <w:spacing w:after="160" w:line="360"/>
-      </w:pPr>
-      <w:r>
-        <w:rPr>
-          <w:rFonts w:ascii="Yu Mincho" w:cs="Yu Mincho" w:eastAsia="Yu Mincho" w:hAnsi="Yu Mincho"/>
-          <w:b w:val="false"/>
-          <w:bCs w:val="false"/>
-          <w:sz w:val="21"/>
-          <w:szCs w:val="21"/>
-        </w:rPr>
-        <w:t xml:space="preserve">つまり僕は、6年もかけて、稼いだ額より多くを失っていた。それも、家族の時間と、自分の体と、あやうく家庭そのものまで、チップに載せた上で、です。そこまで差し出して、収支はマイナス。もう、時給がいくらかを計算するのも、ばからしくなります。</w:t>
-      </w:r>
-    </w:p>
-    <w:p>
-      <w:pPr>
-        <w:spacing w:after="160" w:line="360"/>
-      </w:pPr>
-      <w:r>
-        <w:rPr>
-          <w:rFonts w:ascii="Yu Mincho" w:cs="Yu Mincho" w:eastAsia="Yu Mincho" w:hAnsi="Yu Mincho"/>
-          <w:b w:val="false"/>
-          <w:bCs w:val="false"/>
-          <w:sz w:val="21"/>
-          <w:szCs w:val="21"/>
-        </w:rPr>
-        <w:t xml:space="preserve">「1000引く700は300で、プラス」。この、稼ぎだけを景気よく数えて、税金も、溶かした額も、注ぎ込んだ時間も勘定に入れない計算こそ、僕を6年も沼に沈めた、いちばんの罠でした。この本は、その見て見ぬふりをしてきた"隠れたコスト"を、一つずつ、表に引きずり出す本です。</w:t>
-      </w:r>
-    </w:p>
-    <w:p>
-      <w:pPr>
-        <w:spacing w:after="160" w:line="360"/>
-      </w:pPr>
-      <w:r>
-        <w:rPr>
-          <w:rFonts w:ascii="Yu Mincho" w:cs="Yu Mincho" w:eastAsia="Yu Mincho" w:hAnsi="Yu Mincho"/>
-          <w:b w:val="false"/>
-          <w:bCs w:val="false"/>
-          <w:sz w:val="21"/>
-          <w:szCs w:val="21"/>
-        </w:rPr>
-        <w:t xml:space="preserve">もちろん、店舗の販売職として手取り15万、毎日裏口で段ボールを潰し、クレーマーに頭を下げ、決められた売り場に立つだけの「代えのきく歯車」だった僕に、自分の名前で生きるスキルをくれたのは副業でした。今の仕事があるのも、あの泥臭い日々のおかげです。</w:t>
-      </w:r>
-    </w:p>
-    <w:p>
-      <w:pPr>
-        <w:spacing w:after="160" w:line="360"/>
-      </w:pPr>
-      <w:r>
-        <w:rPr>
-          <w:rFonts w:ascii="Yu Mincho" w:cs="Yu Mincho" w:eastAsia="Yu Mincho" w:hAnsi="Yu Mincho"/>
-          <w:b w:val="false"/>
-          <w:bCs w:val="false"/>
-          <w:sz w:val="21"/>
-          <w:szCs w:val="21"/>
-        </w:rPr>
-        <w:t xml:space="preserve">だから、若くて、独身で、失うものが何一つない人には、「今すぐ死ぬ気で副業をやれ」と言います。</w:t>
-      </w:r>
-    </w:p>
-    <w:p>
-      <w:pPr>
-        <w:spacing w:after="160" w:line="360"/>
-      </w:pPr>
-      <w:r>
-        <w:rPr>
-          <w:rFonts w:ascii="Yu Mincho" w:cs="Yu Mincho" w:eastAsia="Yu Mincho" w:hAnsi="Yu Mincho"/>
-          <w:b w:val="false"/>
-          <w:bCs w:val="false"/>
-          <w:sz w:val="21"/>
-          <w:szCs w:val="21"/>
-        </w:rPr>
-        <w:t xml:space="preserve">でも、家庭があって、小さな子どもがいて、ただでさえ日々の仕事と家事でバッテリーが切れかかっているあなたに、「副業、おすすめですよ」なんて無責任な言葉は、絶対に言いたくない。</w:t>
-      </w:r>
-    </w:p>
-    <w:p>
-      <w:pPr>
-        <w:spacing w:after="160" w:line="360"/>
-      </w:pPr>
-      <w:r>
-        <w:rPr>
-          <w:rFonts w:ascii="Yu Mincho" w:cs="Yu Mincho" w:eastAsia="Yu Mincho" w:hAnsi="Yu Mincho"/>
-          <w:b w:val="false"/>
-          <w:bCs w:val="false"/>
-          <w:sz w:val="21"/>
-          <w:szCs w:val="21"/>
-        </w:rPr>
-        <w:t xml:space="preserve">もしあなたが、「もっと稼がなきゃ」という強迫観念に駆られて、すでにパンパンになっている今の生活に、さらに「副業」を上乗せしようとしているなら。</w:t>
-      </w:r>
-    </w:p>
-    <w:p>
-      <w:pPr>
-        <w:spacing w:after="160" w:line="360"/>
-      </w:pPr>
-      <w:r>
-        <w:rPr>
-          <w:rFonts w:ascii="Yu Mincho" w:cs="Yu Mincho" w:eastAsia="Yu Mincho" w:hAnsi="Yu Mincho"/>
-          <w:b w:val="false"/>
-          <w:bCs w:val="false"/>
-          <w:sz w:val="21"/>
-          <w:szCs w:val="21"/>
-        </w:rPr>
-        <w:t xml:space="preserve">頼むから、一度だけ立ち止まって、僕の後悔を見ていってください。</w:t>
-      </w:r>
-    </w:p>
-    <w:p>
-      <w:pPr>
-        <w:spacing w:after="160" w:line="360"/>
-      </w:pPr>
-      <w:r>
-        <w:rPr>
-          <w:rFonts w:ascii="Yu Mincho" w:cs="Yu Mincho" w:eastAsia="Yu Mincho" w:hAnsi="Yu Mincho"/>
-          <w:b w:val="false"/>
-          <w:bCs w:val="false"/>
-          <w:sz w:val="21"/>
-          <w:szCs w:val="21"/>
-        </w:rPr>
-        <w:t xml:space="preserve">僕が700万円の授業料を払って知った、副業の本当のコストを、すべてここに置いておきます。</w:t>
+        <w:t xml:space="preserve">目次</w:t>
+      </w:r>
+    </w:p>
+    <w:p>
+      <w:pPr>
+        <w:spacing w:after="120" w:line="360"/>
+      </w:pPr>
+      <w:hyperlink w:history="1" w:anchor="ch0">
+        <w:r>
+          <w:rPr>
+            <w:rFonts w:ascii="Yu Mincho" w:cs="Yu Mincho" w:eastAsia="Yu Mincho" w:hAnsi="Yu Mincho"/>
+            <w:sz w:val="22"/>
+            <w:szCs w:val="22"/>
+          </w:rPr>
+          <w:t xml:space="preserve">まえがき</w:t>
+        </w:r>
+      </w:hyperlink>
+    </w:p>
+    <w:p>
+      <w:pPr>
+        <w:spacing w:after="120" w:line="360"/>
+      </w:pPr>
+      <w:hyperlink w:history="1" w:anchor="ch1">
+        <w:r>
+          <w:rPr>
+            <w:rFonts w:ascii="Yu Mincho" w:cs="Yu Mincho" w:eastAsia="Yu Mincho" w:hAnsi="Yu Mincho"/>
+            <w:sz w:val="22"/>
+            <w:szCs w:val="22"/>
+          </w:rPr>
+          <w:t xml:space="preserve">第1章 「副業やめとけ」を、稼いだ僕が言う</w:t>
+        </w:r>
+      </w:hyperlink>
+    </w:p>
+    <w:p>
+      <w:pPr>
+        <w:spacing w:after="120" w:line="360"/>
+      </w:pPr>
+      <w:hyperlink w:history="1" w:anchor="ch2">
+        <w:r>
+          <w:rPr>
+            <w:rFonts w:ascii="Yu Mincho" w:cs="Yu Mincho" w:eastAsia="Yu Mincho" w:hAnsi="Yu Mincho"/>
+            <w:sz w:val="22"/>
+            <w:szCs w:val="22"/>
+          </w:rPr>
+          <w:t xml:space="preserve">第2章 僕が触った副業と、稼いだ金額の全記録</w:t>
+        </w:r>
+      </w:hyperlink>
+    </w:p>
+    <w:p>
+      <w:pPr>
+        <w:spacing w:after="120" w:line="360"/>
+      </w:pPr>
+      <w:hyperlink w:history="1" w:anchor="ch3">
+        <w:r>
+          <w:rPr>
+            <w:rFonts w:ascii="Yu Mincho" w:cs="Yu Mincho" w:eastAsia="Yu Mincho" w:hAnsi="Yu Mincho"/>
+            <w:sz w:val="22"/>
+            <w:szCs w:val="22"/>
+          </w:rPr>
+          <w:t xml:space="preserve">第3章 一番高くついたもの——家族の時間の「時給」</w:t>
+        </w:r>
+      </w:hyperlink>
+    </w:p>
+    <w:p>
+      <w:pPr>
+        <w:spacing w:after="120" w:line="360"/>
+      </w:pPr>
+      <w:hyperlink w:history="1" w:anchor="ch4">
+        <w:r>
+          <w:rPr>
+            <w:rFonts w:ascii="Yu Mincho" w:cs="Yu Mincho" w:eastAsia="Yu Mincho" w:hAnsi="Yu Mincho"/>
+            <w:sz w:val="22"/>
+            <w:szCs w:val="22"/>
+          </w:rPr>
+          <w:t xml:space="preserve">第4章 データが示す「割に合わない」の正体</w:t>
+        </w:r>
+      </w:hyperlink>
+    </w:p>
+    <w:p>
+      <w:pPr>
+        <w:spacing w:after="120" w:line="360"/>
+      </w:pPr>
+      <w:hyperlink w:history="1" w:anchor="ch5">
+        <w:r>
+          <w:rPr>
+            <w:rFonts w:ascii="Yu Mincho" w:cs="Yu Mincho" w:eastAsia="Yu Mincho" w:hAnsi="Yu Mincho"/>
+            <w:sz w:val="22"/>
+            <w:szCs w:val="22"/>
+          </w:rPr>
+          <w:t xml:space="preserve">第5章 副業には「やるべき時期」がある</w:t>
+        </w:r>
+      </w:hyperlink>
+    </w:p>
+    <w:p>
+      <w:pPr>
+        <w:spacing w:after="120" w:line="360"/>
+      </w:pPr>
+      <w:hyperlink w:history="1" w:anchor="ch6">
+        <w:r>
+          <w:rPr>
+            <w:rFonts w:ascii="Yu Mincho" w:cs="Yu Mincho" w:eastAsia="Yu Mincho" w:hAnsi="Yu Mincho"/>
+            <w:sz w:val="22"/>
+            <w:szCs w:val="22"/>
+          </w:rPr>
+          <w:t xml:space="preserve">第6章 「始められない焦り」を捨てていい理由</w:t>
+        </w:r>
+      </w:hyperlink>
+    </w:p>
+    <w:p>
+      <w:pPr>
+        <w:spacing w:after="120" w:line="360"/>
+      </w:pPr>
+      <w:hyperlink w:history="1" w:anchor="ch7">
+        <w:r>
+          <w:rPr>
+            <w:rFonts w:ascii="Yu Mincho" w:cs="Yu Mincho" w:eastAsia="Yu Mincho" w:hAnsi="Yu Mincho"/>
+            <w:sz w:val="22"/>
+            <w:szCs w:val="22"/>
+          </w:rPr>
+          <w:t xml:space="preserve">第7章 じゃあ、どうやって所得を上げるのか</w:t>
+        </w:r>
+      </w:hyperlink>
+    </w:p>
+    <w:p>
+      <w:pPr>
+        <w:spacing w:after="120" w:line="360"/>
+      </w:pPr>
+      <w:hyperlink w:history="1" w:anchor="ch8">
+        <w:r>
+          <w:rPr>
+            <w:rFonts w:ascii="Yu Mincho" w:cs="Yu Mincho" w:eastAsia="Yu Mincho" w:hAnsi="Yu Mincho"/>
+            <w:sz w:val="22"/>
+            <w:szCs w:val="22"/>
+          </w:rPr>
+          <w:t xml:space="preserve">おわりに</w:t>
+        </w:r>
+      </w:hyperlink>
+    </w:p>
+    <w:p>
+      <w:pPr>
+        <w:spacing w:after="120" w:line="360"/>
+      </w:pPr>
+      <w:hyperlink w:history="1" w:anchor="ch9">
+        <w:r>
+          <w:rPr>
+            <w:rFonts w:ascii="Yu Mincho" w:cs="Yu Mincho" w:eastAsia="Yu Mincho" w:hAnsi="Yu Mincho"/>
+            <w:sz w:val="22"/>
+            <w:szCs w:val="22"/>
+          </w:rPr>
+          <w:t xml:space="preserve">出典・参考にしたデータ（読者向け）</w:t>
+        </w:r>
+      </w:hyperlink>
+    </w:p>
+    <w:p>
+      <w:r>
+        <w:br w:type="page"/>
       </w:r>
     </w:p>
     <w:p>
@@ -894,6 +464,7 @@
         <w:pStyle w:val="Heading1"/>
         <w:spacing w:after="220" w:before="480"/>
       </w:pPr>
+      <w:bookmarkStart w:name="ch0" w:id="1"/>
       <w:r>
         <w:rPr>
           <w:rFonts w:ascii="Yu Gothic" w:cs="Yu Gothic" w:eastAsia="Yu Gothic" w:hAnsi="Yu Gothic"/>
@@ -902,8 +473,612 @@
           <w:sz w:val="30"/>
           <w:szCs w:val="30"/>
         </w:rPr>
+        <w:t xml:space="preserve">まえがき</w:t>
+      </w:r>
+      <w:bookmarkEnd w:id="1"/>
+    </w:p>
+    <w:p>
+      <w:pPr>
+        <w:spacing w:after="160" w:line="360"/>
+      </w:pPr>
+      <w:r>
+        <w:rPr>
+          <w:rFonts w:ascii="Yu Mincho" w:cs="Yu Mincho" w:eastAsia="Yu Mincho" w:hAnsi="Yu Mincho"/>
+          <w:b w:val="false"/>
+          <w:bCs w:val="false"/>
+          <w:sz w:val="21"/>
+          <w:szCs w:val="21"/>
+        </w:rPr>
+        <w:t xml:space="preserve">深夜2時。暗いリビングで、スマホの画面だけが白く光っている。</w:t>
+      </w:r>
+    </w:p>
+    <w:p>
+      <w:pPr>
+        <w:spacing w:after="160" w:line="360"/>
+      </w:pPr>
+      <w:r>
+        <w:rPr>
+          <w:rFonts w:ascii="Yu Mincho" w:cs="Yu Mincho" w:eastAsia="Yu Mincho" w:hAnsi="Yu Mincho"/>
+          <w:b w:val="false"/>
+          <w:bCs w:val="false"/>
+          <w:sz w:val="21"/>
+          <w:szCs w:val="21"/>
+        </w:rPr>
+        <w:t xml:space="preserve">そこに映っているのは、じりじりと下に落ちていく赤いチャート。</w:t>
+      </w:r>
+    </w:p>
+    <w:p>
+      <w:pPr>
+        <w:spacing w:after="160" w:line="360"/>
+      </w:pPr>
+      <w:r>
+        <w:rPr>
+          <w:rFonts w:ascii="Yu Mincho" w:cs="Yu Mincho" w:eastAsia="Yu Mincho" w:hAnsi="Yu Mincho"/>
+          <w:b w:val="false"/>
+          <w:bCs w:val="false"/>
+          <w:sz w:val="21"/>
+          <w:szCs w:val="21"/>
+        </w:rPr>
+        <w:t xml:space="preserve">「おい、頼むから止まってくれよ。頼む」</w:t>
+      </w:r>
+    </w:p>
+    <w:p>
+      <w:pPr>
+        <w:spacing w:after="160" w:line="360"/>
+      </w:pPr>
+      <w:r>
+        <w:rPr>
+          <w:rFonts w:ascii="Yu Mincho" w:cs="Yu Mincho" w:eastAsia="Yu Mincho" w:hAnsi="Yu Mincho"/>
+          <w:b w:val="false"/>
+          <w:bCs w:val="false"/>
+          <w:sz w:val="21"/>
+          <w:szCs w:val="21"/>
+        </w:rPr>
+        <w:t xml:space="preserve">声にもならない独り言をこぼしながら、僕は冷たい脂汗が滲んだ手で、何度も画面を引っ張ってリロードしていました。</w:t>
+      </w:r>
+    </w:p>
+    <w:p>
+      <w:pPr>
+        <w:spacing w:after="160" w:line="360"/>
+      </w:pPr>
+      <w:r>
+        <w:rPr>
+          <w:rFonts w:ascii="Yu Mincho" w:cs="Yu Mincho" w:eastAsia="Yu Mincho" w:hAnsi="Yu Mincho"/>
+          <w:b w:val="false"/>
+          <w:bCs w:val="false"/>
+          <w:sz w:val="21"/>
+          <w:szCs w:val="21"/>
+        </w:rPr>
+        <w:t xml:space="preserve">「維持率」っていう、これ以下になるとすべてが強制的に決済されるデッドラインの数字があるんです。それが、僕の心臓のバタつきと連動するように下がっていく。</w:t>
+      </w:r>
+    </w:p>
+    <w:p>
+      <w:pPr>
+        <w:spacing w:after="160" w:line="360"/>
+      </w:pPr>
+      <w:r>
+        <w:rPr>
+          <w:rFonts w:ascii="Yu Mincho" w:cs="Yu Mincho" w:eastAsia="Yu Mincho" w:hAnsi="Yu Mincho"/>
+          <w:b w:val="false"/>
+          <w:bCs w:val="false"/>
+          <w:sz w:val="21"/>
+          <w:szCs w:val="21"/>
+        </w:rPr>
+        <w:t xml:space="preserve">頭が完全にフリーズして、自分が今リビングのどこに立っているのかさえ、もう分からなくなっていました。</w:t>
+      </w:r>
+    </w:p>
+    <w:p>
+      <w:pPr>
+        <w:spacing w:after="160" w:line="360"/>
+      </w:pPr>
+      <w:r>
+        <w:rPr>
+          <w:rFonts w:ascii="Yu Mincho" w:cs="Yu Mincho" w:eastAsia="Yu Mincho" w:hAnsi="Yu Mincho"/>
+          <w:b w:val="false"/>
+          <w:bCs w:val="false"/>
+          <w:sz w:val="21"/>
+          <w:szCs w:val="21"/>
+        </w:rPr>
+        <w:t xml:space="preserve">画面がスッと暗くなった。</w:t>
+      </w:r>
+    </w:p>
+    <w:p>
+      <w:pPr>
+        <w:spacing w:after="160" w:line="360"/>
+      </w:pPr>
+      <w:r>
+        <w:rPr>
+          <w:rFonts w:ascii="Yu Mincho" w:cs="Yu Mincho" w:eastAsia="Yu Mincho" w:hAnsi="Yu Mincho"/>
+          <w:b w:val="false"/>
+          <w:bCs w:val="false"/>
+          <w:sz w:val="21"/>
+          <w:szCs w:val="21"/>
+        </w:rPr>
+        <w:t xml:space="preserve">ロスカット。強制決済。</w:t>
+      </w:r>
+    </w:p>
+    <w:p>
+      <w:pPr>
+        <w:spacing w:after="160" w:line="360"/>
+      </w:pPr>
+      <w:r>
+        <w:rPr>
+          <w:rFonts w:ascii="Yu Mincho" w:cs="Yu Mincho" w:eastAsia="Yu Mincho" w:hAnsi="Yu Mincho"/>
+          <w:b w:val="false"/>
+          <w:bCs w:val="false"/>
+          <w:sz w:val="21"/>
+          <w:szCs w:val="21"/>
+        </w:rPr>
+        <w:t xml:space="preserve">それまで僕が家族との時間を削り、毎晩睡眠時間を犠牲にして、必死に貯めてきた700万円というお金が、スマホの画面上で「０」という無機質なフォントに変わった瞬間でした。</w:t>
+      </w:r>
+    </w:p>
+    <w:p>
+      <w:pPr>
+        <w:spacing w:after="160" w:line="360"/>
+      </w:pPr>
+      <w:r>
+        <w:rPr>
+          <w:rFonts w:ascii="Yu Mincho" w:cs="Yu Mincho" w:eastAsia="Yu Mincho" w:hAnsi="Yu Mincho"/>
+          <w:b w:val="false"/>
+          <w:bCs w:val="false"/>
+          <w:sz w:val="21"/>
+          <w:szCs w:val="21"/>
+        </w:rPr>
+        <w:t xml:space="preserve">その夜のことは、今でもうまく思い出せません。</w:t>
+      </w:r>
+    </w:p>
+    <w:p>
+      <w:pPr>
+        <w:spacing w:after="160" w:line="360"/>
+      </w:pPr>
+      <w:r>
+        <w:rPr>
+          <w:rFonts w:ascii="Yu Mincho" w:cs="Yu Mincho" w:eastAsia="Yu Mincho" w:hAnsi="Yu Mincho"/>
+          <w:b w:val="false"/>
+          <w:bCs w:val="false"/>
+          <w:sz w:val="21"/>
+          <w:szCs w:val="21"/>
+        </w:rPr>
+        <w:t xml:space="preserve">一睡もできず、ただ布団の中で、隣で寝ている妻の静かな寝息を聞いていました。</w:t>
+      </w:r>
+    </w:p>
+    <w:p>
+      <w:pPr>
+        <w:spacing w:after="160" w:line="360"/>
+      </w:pPr>
+      <w:r>
+        <w:rPr>
+          <w:rFonts w:ascii="Yu Mincho" w:cs="Yu Mincho" w:eastAsia="Yu Mincho" w:hAnsi="Yu Mincho"/>
+          <w:b w:val="false"/>
+          <w:bCs w:val="false"/>
+          <w:sz w:val="21"/>
+          <w:szCs w:val="21"/>
+        </w:rPr>
+        <w:t xml:space="preserve">一番きつかったのは、その現実を、妻に一週間も隠し続けたことです。</w:t>
+      </w:r>
+    </w:p>
+    <w:p>
+      <w:pPr>
+        <w:spacing w:after="160" w:line="360"/>
+      </w:pPr>
+      <w:r>
+        <w:rPr>
+          <w:rFonts w:ascii="Yu Mincho" w:cs="Yu Mincho" w:eastAsia="Yu Mincho" w:hAnsi="Yu Mincho"/>
+          <w:b w:val="false"/>
+          <w:bCs w:val="false"/>
+          <w:sz w:val="21"/>
+          <w:szCs w:val="21"/>
+        </w:rPr>
+        <w:t xml:space="preserve">「お前たちを幸せにするために、俺は夜遅くまで作業をしているんだ」</w:t>
+      </w:r>
+    </w:p>
+    <w:p>
+      <w:pPr>
+        <w:spacing w:after="160" w:line="360"/>
+      </w:pPr>
+      <w:r>
+        <w:rPr>
+          <w:rFonts w:ascii="Yu Mincho" w:cs="Yu Mincho" w:eastAsia="Yu Mincho" w:hAnsi="Yu Mincho"/>
+          <w:b w:val="false"/>
+          <w:bCs w:val="false"/>
+          <w:sz w:val="21"/>
+          <w:szCs w:val="21"/>
+        </w:rPr>
+        <w:t xml:space="preserve">そう偉そうに言っていた自分が、ただスマホを握りしめて、家族の未来をチップにしたギャンブルに狂っていた。その惨めな正体がバレるのが怖くて、平気な顔をしてご飯を食べ、子どもを風呂に入れていました。その自分が、本当に汚らしくて嫌でした。</w:t>
+      </w:r>
+    </w:p>
+    <w:p>
+      <w:pPr>
+        <w:spacing w:after="160" w:line="360"/>
+      </w:pPr>
+      <w:r>
+        <w:rPr>
+          <w:rFonts w:ascii="Yu Mincho" w:cs="Yu Mincho" w:eastAsia="Yu Mincho" w:hAnsi="Yu Mincho"/>
+          <w:b w:val="false"/>
+          <w:bCs w:val="false"/>
+          <w:sz w:val="21"/>
+          <w:szCs w:val="21"/>
+        </w:rPr>
+        <w:t xml:space="preserve">一週間経って、ようやく白状したとき、妻は怒りもしませんでした。ただ、僕のひどい顔を見て、ぽつりと言いました。</w:t>
+      </w:r>
+    </w:p>
+    <w:p>
+      <w:pPr>
+        <w:spacing w:after="160" w:line="360"/>
+      </w:pPr>
+      <w:r>
+        <w:rPr>
+          <w:rFonts w:ascii="Yu Mincho" w:cs="Yu Mincho" w:eastAsia="Yu Mincho" w:hAnsi="Yu Mincho"/>
+          <w:b w:val="false"/>
+          <w:bCs w:val="false"/>
+          <w:sz w:val="21"/>
+          <w:szCs w:val="21"/>
+        </w:rPr>
+        <w:t xml:space="preserve">「生きてるなら、それでいいよ」</w:t>
+      </w:r>
+    </w:p>
+    <w:p>
+      <w:pPr>
+        <w:spacing w:after="160" w:line="360"/>
+      </w:pPr>
+      <w:r>
+        <w:rPr>
+          <w:rFonts w:ascii="Yu Mincho" w:cs="Yu Mincho" w:eastAsia="Yu Mincho" w:hAnsi="Yu Mincho"/>
+          <w:b w:val="false"/>
+          <w:bCs w:val="false"/>
+          <w:sz w:val="21"/>
+          <w:szCs w:val="21"/>
+        </w:rPr>
+        <w:t xml:space="preserve">怒鳴られたほうが、どれだけ楽だったか分かりません。</w:t>
+      </w:r>
+    </w:p>
+    <w:p>
+      <w:pPr>
+        <w:spacing w:after="160" w:line="360"/>
+      </w:pPr>
+      <w:r>
+        <w:rPr>
+          <w:rFonts w:ascii="Yu Mincho" w:cs="Yu Mincho" w:eastAsia="Yu Mincho" w:hAnsi="Yu Mincho"/>
+          <w:b w:val="false"/>
+          <w:bCs w:val="false"/>
+          <w:sz w:val="21"/>
+          <w:szCs w:val="21"/>
+        </w:rPr>
+        <w:t xml:space="preserve">ここで、一つだけ、正直に考えてみてください。</w:t>
+      </w:r>
+    </w:p>
+    <w:p>
+      <w:pPr>
+        <w:spacing w:after="160" w:line="360"/>
+      </w:pPr>
+      <w:r>
+        <w:rPr>
+          <w:rFonts w:ascii="Yu Mincho" w:cs="Yu Mincho" w:eastAsia="Yu Mincho" w:hAnsi="Yu Mincho"/>
+          <w:b w:val="false"/>
+          <w:bCs w:val="false"/>
+          <w:sz w:val="21"/>
+          <w:szCs w:val="21"/>
+        </w:rPr>
+        <w:t xml:space="preserve">今、この文章を読んでいるあなたも、当時の僕と同じように焦っていませんか？</w:t>
+      </w:r>
+    </w:p>
+    <w:p>
+      <w:pPr>
+        <w:spacing w:after="160" w:line="360"/>
+      </w:pPr>
+      <w:r>
+        <w:rPr>
+          <w:rFonts w:ascii="Yu Mincho" w:cs="Yu Mincho" w:eastAsia="Yu Mincho" w:hAnsi="Yu Mincho"/>
+          <w:b w:val="false"/>
+          <w:bCs w:val="false"/>
+          <w:sz w:val="21"/>
+          <w:szCs w:val="21"/>
+        </w:rPr>
+        <w:t xml:space="preserve">「このままでいいんだろうか」「とにかく、もっと稼がなきゃ」って、何かに急かされるように、深夜の布団の中でスマホを見ていませんか？</w:t>
+      </w:r>
+    </w:p>
+    <w:p>
+      <w:pPr>
+        <w:spacing w:after="160" w:line="360"/>
+      </w:pPr>
+      <w:r>
+        <w:rPr>
+          <w:rFonts w:ascii="Yu Mincho" w:cs="Yu Mincho" w:eastAsia="Yu Mincho" w:hAnsi="Yu Mincho"/>
+          <w:b w:val="false"/>
+          <w:bCs w:val="false"/>
+          <w:sz w:val="21"/>
+          <w:szCs w:val="21"/>
+        </w:rPr>
+        <w:t xml:space="preserve">あなたが今、自分の時間や、もしかしたら家族との時間を切り売りしてまで手に入れようとしている「月数万円」は、本当に、いまの生活のすべてを壊すリスクを背負ってまで必要なものですか。</w:t>
+      </w:r>
+    </w:p>
+    <w:p>
+      <w:pPr>
+        <w:spacing w:after="160" w:line="360"/>
+      </w:pPr>
+      <w:r>
+        <w:rPr>
+          <w:rFonts w:ascii="Yu Mincho" w:cs="Yu Mincho" w:eastAsia="Yu Mincho" w:hAnsi="Yu Mincho"/>
+          <w:b w:val="false"/>
+          <w:bCs w:val="false"/>
+          <w:sz w:val="21"/>
+          <w:szCs w:val="21"/>
+        </w:rPr>
+        <w:t xml:space="preserve">「お前は副業で累計1000万円も稼げたから、そんな綺麗事が言えるんだ」</w:t>
+      </w:r>
+    </w:p>
+    <w:p>
+      <w:pPr>
+        <w:spacing w:after="160" w:line="360"/>
+      </w:pPr>
+      <w:r>
+        <w:rPr>
+          <w:rFonts w:ascii="Yu Mincho" w:cs="Yu Mincho" w:eastAsia="Yu Mincho" w:hAnsi="Yu Mincho"/>
+          <w:b w:val="false"/>
+          <w:bCs w:val="false"/>
+          <w:sz w:val="21"/>
+          <w:szCs w:val="21"/>
+        </w:rPr>
+        <w:t xml:space="preserve">そう思うかもしれません。</w:t>
+      </w:r>
+    </w:p>
+    <w:p>
+      <w:pPr>
+        <w:spacing w:after="160" w:line="360"/>
+      </w:pPr>
+      <w:r>
+        <w:rPr>
+          <w:rFonts w:ascii="Yu Mincho" w:cs="Yu Mincho" w:eastAsia="Yu Mincho" w:hAnsi="Yu Mincho"/>
+          <w:b w:val="false"/>
+          <w:bCs w:val="false"/>
+          <w:sz w:val="21"/>
+          <w:szCs w:val="21"/>
+        </w:rPr>
+        <w:t xml:space="preserve">確かに、仮想通貨で600万円、ブログやKindle、コンサル……手を出したものを全部合わせたら、1000万円は超えていました。</w:t>
+      </w:r>
+    </w:p>
+    <w:p>
+      <w:pPr>
+        <w:spacing w:after="160" w:line="360"/>
+      </w:pPr>
+      <w:r>
+        <w:rPr>
+          <w:rFonts w:ascii="Yu Mincho" w:cs="Yu Mincho" w:eastAsia="Yu Mincho" w:hAnsi="Yu Mincho"/>
+          <w:b w:val="false"/>
+          <w:bCs w:val="false"/>
+          <w:sz w:val="21"/>
+          <w:szCs w:val="21"/>
+        </w:rPr>
+        <w:t xml:space="preserve">「小売の会社員から、副業で1000万」。そうパッケージすれば、SNSでキラキラしたアカウントを作って、高額なノウハウを売りつけることだってできたでしょう。</w:t>
+      </w:r>
+    </w:p>
+    <w:p>
+      <w:pPr>
+        <w:spacing w:after="160" w:line="360"/>
+      </w:pPr>
+      <w:r>
+        <w:rPr>
+          <w:rFonts w:ascii="Yu Mincho" w:cs="Yu Mincho" w:eastAsia="Yu Mincho" w:hAnsi="Yu Mincho"/>
+          <w:b w:val="false"/>
+          <w:bCs w:val="false"/>
+          <w:sz w:val="21"/>
+          <w:szCs w:val="21"/>
+        </w:rPr>
+        <w:t xml:space="preserve">でも、僕はその同じ口で、あえて自分の恥部を全部ぶちまけます。</w:t>
+      </w:r>
+    </w:p>
+    <w:p>
+      <w:pPr>
+        <w:spacing w:after="160" w:line="360"/>
+      </w:pPr>
+      <w:r>
+        <w:rPr>
+          <w:rFonts w:ascii="Yu Mincho" w:cs="Yu Mincho" w:eastAsia="Yu Mincho" w:hAnsi="Yu Mincho"/>
+          <w:b w:val="false"/>
+          <w:bCs w:val="false"/>
+          <w:sz w:val="21"/>
+          <w:szCs w:val="21"/>
+        </w:rPr>
+        <w:t xml:space="preserve">1000万稼いだ裏で、700万を溶かした。6年以上の歳月をドブに捨て、一番大事なものを壊しかけた。</w:t>
+      </w:r>
+    </w:p>
+    <w:p>
+      <w:pPr>
+        <w:spacing w:after="160" w:line="360"/>
+      </w:pPr>
+      <w:r>
+        <w:rPr>
+          <w:rFonts w:ascii="Yu Mincho" w:cs="Yu Mincho" w:eastAsia="Yu Mincho" w:hAnsi="Yu Mincho"/>
+          <w:b w:val="false"/>
+          <w:bCs w:val="false"/>
+          <w:sz w:val="21"/>
+          <w:szCs w:val="21"/>
+        </w:rPr>
+        <w:t xml:space="preserve">手元に残った貯金残高と、ボロボロになった自分の体を見たとき、僕は自分のことを「成功者」だなんて、どうしても思えないんです。</w:t>
+      </w:r>
+    </w:p>
+    <w:p>
+      <w:pPr>
+        <w:spacing w:after="160" w:line="360"/>
+      </w:pPr>
+      <w:r>
+        <w:rPr>
+          <w:rFonts w:ascii="Yu Mincho" w:cs="Yu Mincho" w:eastAsia="Yu Mincho" w:hAnsi="Yu Mincho"/>
+          <w:b w:val="false"/>
+          <w:bCs w:val="false"/>
+          <w:sz w:val="21"/>
+          <w:szCs w:val="21"/>
+        </w:rPr>
+        <w:t xml:space="preserve">ここで、勘のいいあなたは、こう思うはずです。「1000万稼いで700万溶かしたなら、差し引き300万、手元にプラスで残ってるじゃないか」と。</w:t>
+      </w:r>
+    </w:p>
+    <w:p>
+      <w:pPr>
+        <w:spacing w:after="160" w:line="360"/>
+      </w:pPr>
+      <w:r>
+        <w:rPr>
+          <w:rFonts w:ascii="Yu Mincho" w:cs="Yu Mincho" w:eastAsia="Yu Mincho" w:hAnsi="Yu Mincho"/>
+          <w:b w:val="false"/>
+          <w:bCs w:val="false"/>
+          <w:sz w:val="21"/>
+          <w:szCs w:val="21"/>
+        </w:rPr>
+        <w:t xml:space="preserve">その電卓、まさに当時の僕が、都合よく叩いていたやつです。「1000引く700は、300のプラス」。そう思い込みたかった。</w:t>
+      </w:r>
+    </w:p>
+    <w:p>
+      <w:pPr>
+        <w:spacing w:after="160" w:line="360"/>
+      </w:pPr>
+      <w:r>
+        <w:rPr>
+          <w:rFonts w:ascii="Yu Mincho" w:cs="Yu Mincho" w:eastAsia="Yu Mincho" w:hAnsi="Yu Mincho"/>
+          <w:b w:val="false"/>
+          <w:bCs w:val="false"/>
+          <w:sz w:val="21"/>
+          <w:szCs w:val="21"/>
+        </w:rPr>
+        <w:t xml:space="preserve">でも、通帳を開いて、正直に足し算し直したとき、その300万は、どこにもありませんでした。稼いだ1000万には、入ってくるそばから税金がかかる。おまけに、「これを学べば稼げる」と言われるまま、情報商材やオンラインサロン、高額スクールに、しめて300万円以上を突っ込んでいた。溶かした700万に、この教材代の300万に、税金。稼ぎのほうは静かに目減りしていくのに、失ったぶんだけは、まるまる財布から消えている。全部を正直に通帳の上で足し引きしたら、残ったのは、プラスどころか、はっきりマイナスの数字でした。</w:t>
+      </w:r>
+    </w:p>
+    <w:p>
+      <w:pPr>
+        <w:spacing w:after="160" w:line="360"/>
+      </w:pPr>
+      <w:r>
+        <w:rPr>
+          <w:rFonts w:ascii="Yu Mincho" w:cs="Yu Mincho" w:eastAsia="Yu Mincho" w:hAnsi="Yu Mincho"/>
+          <w:b w:val="false"/>
+          <w:bCs w:val="false"/>
+          <w:sz w:val="21"/>
+          <w:szCs w:val="21"/>
+        </w:rPr>
+        <w:t xml:space="preserve">つまり僕は、6年もかけて、稼いだ額より多くを失っていた。それも、家族の時間と、自分の体と、あやうく家庭そのものまで、チップに載せた上で、です。そこまで差し出して、収支はマイナス。もう、時給がいくらかを計算するのも、ばからしくなります。</w:t>
+      </w:r>
+    </w:p>
+    <w:p>
+      <w:pPr>
+        <w:spacing w:after="160" w:line="360"/>
+      </w:pPr>
+      <w:r>
+        <w:rPr>
+          <w:rFonts w:ascii="Yu Mincho" w:cs="Yu Mincho" w:eastAsia="Yu Mincho" w:hAnsi="Yu Mincho"/>
+          <w:b w:val="false"/>
+          <w:bCs w:val="false"/>
+          <w:sz w:val="21"/>
+          <w:szCs w:val="21"/>
+        </w:rPr>
+        <w:t xml:space="preserve">「1000引く700は300で、プラス」。この、稼ぎだけを景気よく数えて、税金も、溶かした額も、注ぎ込んだ時間も勘定に入れない計算こそ、僕を6年も沼に沈めた、いちばんの罠でした。この本は、その見て見ぬふりをしてきた"隠れたコスト"を、一つずつ、表に引きずり出す本です。</w:t>
+      </w:r>
+    </w:p>
+    <w:p>
+      <w:pPr>
+        <w:spacing w:after="160" w:line="360"/>
+      </w:pPr>
+      <w:r>
+        <w:rPr>
+          <w:rFonts w:ascii="Yu Mincho" w:cs="Yu Mincho" w:eastAsia="Yu Mincho" w:hAnsi="Yu Mincho"/>
+          <w:b w:val="false"/>
+          <w:bCs w:val="false"/>
+          <w:sz w:val="21"/>
+          <w:szCs w:val="21"/>
+        </w:rPr>
+        <w:t xml:space="preserve">もちろん、店舗の販売職として手取り15万、毎日裏口で段ボールを潰し、クレーマーに頭を下げ、決められた売り場に立つだけの「代えのきく歯車」だった僕に、自分の名前で生きるスキルをくれたのは副業でした。今の仕事があるのも、あの泥臭い日々のおかげです。</w:t>
+      </w:r>
+    </w:p>
+    <w:p>
+      <w:pPr>
+        <w:spacing w:after="160" w:line="360"/>
+      </w:pPr>
+      <w:r>
+        <w:rPr>
+          <w:rFonts w:ascii="Yu Mincho" w:cs="Yu Mincho" w:eastAsia="Yu Mincho" w:hAnsi="Yu Mincho"/>
+          <w:b w:val="false"/>
+          <w:bCs w:val="false"/>
+          <w:sz w:val="21"/>
+          <w:szCs w:val="21"/>
+        </w:rPr>
+        <w:t xml:space="preserve">だから、若くて、独身で、失うものが何一つない人には、「今すぐ死ぬ気で副業をやれ」と言います。</w:t>
+      </w:r>
+    </w:p>
+    <w:p>
+      <w:pPr>
+        <w:spacing w:after="160" w:line="360"/>
+      </w:pPr>
+      <w:r>
+        <w:rPr>
+          <w:rFonts w:ascii="Yu Mincho" w:cs="Yu Mincho" w:eastAsia="Yu Mincho" w:hAnsi="Yu Mincho"/>
+          <w:b w:val="false"/>
+          <w:bCs w:val="false"/>
+          <w:sz w:val="21"/>
+          <w:szCs w:val="21"/>
+        </w:rPr>
+        <w:t xml:space="preserve">でも、家庭があって、小さな子どもがいて、ただでさえ日々の仕事と家事でバッテリーが切れかかっているあなたに、「副業、おすすめですよ」なんて無責任な言葉は、絶対に言いたくない。</w:t>
+      </w:r>
+    </w:p>
+    <w:p>
+      <w:pPr>
+        <w:spacing w:after="160" w:line="360"/>
+      </w:pPr>
+      <w:r>
+        <w:rPr>
+          <w:rFonts w:ascii="Yu Mincho" w:cs="Yu Mincho" w:eastAsia="Yu Mincho" w:hAnsi="Yu Mincho"/>
+          <w:b w:val="false"/>
+          <w:bCs w:val="false"/>
+          <w:sz w:val="21"/>
+          <w:szCs w:val="21"/>
+        </w:rPr>
+        <w:t xml:space="preserve">もしあなたが、「もっと稼がなきゃ」という強迫観念に駆られて、すでにパンパンになっている今の生活に、さらに「副業」を上乗せしようとしているなら。</w:t>
+      </w:r>
+    </w:p>
+    <w:p>
+      <w:pPr>
+        <w:spacing w:after="160" w:line="360"/>
+      </w:pPr>
+      <w:r>
+        <w:rPr>
+          <w:rFonts w:ascii="Yu Mincho" w:cs="Yu Mincho" w:eastAsia="Yu Mincho" w:hAnsi="Yu Mincho"/>
+          <w:b w:val="false"/>
+          <w:bCs w:val="false"/>
+          <w:sz w:val="21"/>
+          <w:szCs w:val="21"/>
+        </w:rPr>
+        <w:t xml:space="preserve">頼むから、一度だけ立ち止まって、僕の後悔を見ていってください。</w:t>
+      </w:r>
+    </w:p>
+    <w:p>
+      <w:pPr>
+        <w:spacing w:after="160" w:line="360"/>
+      </w:pPr>
+      <w:r>
+        <w:rPr>
+          <w:rFonts w:ascii="Yu Mincho" w:cs="Yu Mincho" w:eastAsia="Yu Mincho" w:hAnsi="Yu Mincho"/>
+          <w:b w:val="false"/>
+          <w:bCs w:val="false"/>
+          <w:sz w:val="21"/>
+          <w:szCs w:val="21"/>
+        </w:rPr>
+        <w:t xml:space="preserve">僕が700万円の授業料を払って知った、副業の本当のコストを、すべてここに置いておきます。</w:t>
+      </w:r>
+    </w:p>
+    <w:p>
+      <w:pPr>
+        <w:pStyle w:val="Heading1"/>
+        <w:spacing w:after="220" w:before="480"/>
+      </w:pPr>
+      <w:bookmarkStart w:name="ch1" w:id="1"/>
+      <w:r>
+        <w:rPr>
+          <w:rFonts w:ascii="Yu Gothic" w:cs="Yu Gothic" w:eastAsia="Yu Gothic" w:hAnsi="Yu Gothic"/>
+          <w:b/>
+          <w:bCs/>
+          <w:sz w:val="30"/>
+          <w:szCs w:val="30"/>
+        </w:rPr>
         <w:t xml:space="preserve">第1章 「副業やめとけ」を、稼いだ僕が言う</w:t>
       </w:r>
+      <w:bookmarkEnd w:id="1"/>
     </w:p>
     <w:p>
       <w:pPr>
@@ -1557,6 +1732,7 @@
         <w:pStyle w:val="Heading1"/>
         <w:spacing w:after="220" w:before="480"/>
       </w:pPr>
+      <w:bookmarkStart w:name="ch2" w:id="1"/>
       <w:r>
         <w:rPr>
           <w:rFonts w:ascii="Yu Gothic" w:cs="Yu Gothic" w:eastAsia="Yu Gothic" w:hAnsi="Yu Gothic"/>
@@ -1567,6 +1743,7 @@
         </w:rPr>
         <w:t xml:space="preserve">第2章 僕が触った副業と、稼いだ金額の全記録</w:t>
       </w:r>
+      <w:bookmarkEnd w:id="1"/>
     </w:p>
     <w:p>
       <w:pPr>
@@ -2465,6 +2642,7 @@
         <w:pStyle w:val="Heading1"/>
         <w:spacing w:after="220" w:before="480"/>
       </w:pPr>
+      <w:bookmarkStart w:name="ch3" w:id="1"/>
       <w:r>
         <w:rPr>
           <w:rFonts w:ascii="Yu Gothic" w:cs="Yu Gothic" w:eastAsia="Yu Gothic" w:hAnsi="Yu Gothic"/>
@@ -2475,6 +2653,7 @@
         </w:rPr>
         <w:t xml:space="preserve">第3章 一番高くついたもの——家族の時間の「時給」</w:t>
       </w:r>
+      <w:bookmarkEnd w:id="1"/>
     </w:p>
     <w:p>
       <w:pPr>
@@ -3372,6 +3551,7 @@
         <w:pStyle w:val="Heading1"/>
         <w:spacing w:after="220" w:before="480"/>
       </w:pPr>
+      <w:bookmarkStart w:name="ch4" w:id="1"/>
       <w:r>
         <w:rPr>
           <w:rFonts w:ascii="Yu Gothic" w:cs="Yu Gothic" w:eastAsia="Yu Gothic" w:hAnsi="Yu Gothic"/>
@@ -3382,6 +3562,7 @@
         </w:rPr>
         <w:t xml:space="preserve">第4章 データが示す「割に合わない」の正体</w:t>
       </w:r>
+      <w:bookmarkEnd w:id="1"/>
     </w:p>
     <w:p>
       <w:pPr>
@@ -3736,6 +3917,7 @@
         <w:pStyle w:val="Heading1"/>
         <w:spacing w:after="220" w:before="480"/>
       </w:pPr>
+      <w:bookmarkStart w:name="ch5" w:id="1"/>
       <w:r>
         <w:rPr>
           <w:rFonts w:ascii="Yu Gothic" w:cs="Yu Gothic" w:eastAsia="Yu Gothic" w:hAnsi="Yu Gothic"/>
@@ -3746,6 +3928,7 @@
         </w:rPr>
         <w:t xml:space="preserve">第5章 副業には「やるべき時期」がある</w:t>
       </w:r>
+      <w:bookmarkEnd w:id="1"/>
     </w:p>
     <w:p>
       <w:pPr>
@@ -4160,6 +4343,7 @@
         <w:pStyle w:val="Heading1"/>
         <w:spacing w:after="220" w:before="480"/>
       </w:pPr>
+      <w:bookmarkStart w:name="ch6" w:id="1"/>
       <w:r>
         <w:rPr>
           <w:rFonts w:ascii="Yu Gothic" w:cs="Yu Gothic" w:eastAsia="Yu Gothic" w:hAnsi="Yu Gothic"/>
@@ -4170,6 +4354,7 @@
         </w:rPr>
         <w:t xml:space="preserve">第6章 「始められない焦り」を捨てていい理由</w:t>
       </w:r>
+      <w:bookmarkEnd w:id="1"/>
     </w:p>
     <w:p>
       <w:pPr>
@@ -4418,6 +4603,7 @@
         <w:pStyle w:val="Heading1"/>
         <w:spacing w:after="220" w:before="480"/>
       </w:pPr>
+      <w:bookmarkStart w:name="ch7" w:id="1"/>
       <w:r>
         <w:rPr>
           <w:rFonts w:ascii="Yu Gothic" w:cs="Yu Gothic" w:eastAsia="Yu Gothic" w:hAnsi="Yu Gothic"/>
@@ -4428,6 +4614,7 @@
         </w:rPr>
         <w:t xml:space="preserve">第7章 じゃあ、どうやって所得を上げるのか</w:t>
       </w:r>
+      <w:bookmarkEnd w:id="1"/>
     </w:p>
     <w:p>
       <w:pPr>
@@ -4931,6 +5118,7 @@
         <w:pStyle w:val="Heading1"/>
         <w:spacing w:after="220" w:before="480"/>
       </w:pPr>
+      <w:bookmarkStart w:name="ch8" w:id="1"/>
       <w:r>
         <w:rPr>
           <w:rFonts w:ascii="Yu Gothic" w:cs="Yu Gothic" w:eastAsia="Yu Gothic" w:hAnsi="Yu Gothic"/>
@@ -4941,6 +5129,7 @@
         </w:rPr>
         <w:t xml:space="preserve">おわりに</w:t>
       </w:r>
+      <w:bookmarkEnd w:id="1"/>
     </w:p>
     <w:p>
       <w:pPr>
@@ -5233,6 +5422,7 @@
         <w:pStyle w:val="Heading1"/>
         <w:spacing w:after="220" w:before="480"/>
       </w:pPr>
+      <w:bookmarkStart w:name="ch9" w:id="1"/>
       <w:r>
         <w:rPr>
           <w:rFonts w:ascii="Yu Gothic" w:cs="Yu Gothic" w:eastAsia="Yu Gothic" w:hAnsi="Yu Gothic"/>
@@ -5243,6 +5433,7 @@
         </w:rPr>
         <w:t xml:space="preserve">出典・参考にしたデータ（読者向け）</w:t>
       </w:r>
+      <w:bookmarkEnd w:id="1"/>
     </w:p>
     <w:p>
       <w:pPr>

--- a/kindle/入稿/第1巻_副業はするな！.docx
+++ b/kindle/入稿/第1巻_副業はするな！.docx
@@ -5369,21 +5369,6 @@
           <w:sz w:val="21"/>
           <w:szCs w:val="21"/>
         </w:rPr>
-        <w:t xml:space="preserve">（本ではこの下にQRコード画像を配置。画像=`kindle/assets/line_qr.png`）</w:t>
-      </w:r>
-    </w:p>
-    <w:p>
-      <w:pPr>
-        <w:spacing w:after="160" w:line="360"/>
-      </w:pPr>
-      <w:r>
-        <w:rPr>
-          <w:rFonts w:ascii="Yu Mincho" w:cs="Yu Mincho" w:eastAsia="Yu Mincho" w:hAnsi="Yu Mincho"/>
-          <w:b w:val="false"/>
-          <w:bCs w:val="false"/>
-          <w:sz w:val="21"/>
-          <w:szCs w:val="21"/>
-        </w:rPr>
         <w:t xml:space="preserve">最後に。</w:t>
       </w:r>
     </w:p>
@@ -5732,7 +5717,7 @@
           <w:sz w:val="21"/>
           <w:szCs w:val="21"/>
         </w:rPr>
-        <w:t xml:space="preserve">［発売日を記載］　初版発行</w:t>
+        <w:t xml:space="preserve">2026年　初版発行</w:t>
       </w:r>
     </w:p>
     <w:p>

--- a/kindle/入稿/第1巻_副業はするな！.docx
+++ b/kindle/入稿/第1巻_副業はするな！.docx
@@ -5354,8 +5354,22 @@
           <w:sz w:val="21"/>
           <w:szCs w:val="21"/>
         </w:rPr>
-        <w:t xml:space="preserve">▶ 無料で受け取る（LINEで友だち追加）: https://lin.ee/UB707h4</w:t>
-      </w:r>
+        <w:t xml:space="preserve">▶ 無料で受け取る（LINEで友だち追加）: </w:t>
+      </w:r>
+      <w:hyperlink w:history="1" r:id="rIdb7jv0klo9eiblkkop3ttz">
+        <w:r>
+          <w:rPr>
+            <w:rFonts w:ascii="Yu Mincho" w:cs="Yu Mincho" w:eastAsia="Yu Mincho" w:hAnsi="Yu Mincho"/>
+            <w:b w:val="false"/>
+            <w:bCs w:val="false"/>
+            <w:color w:val="0563C1"/>
+            <w:sz w:val="21"/>
+            <w:szCs w:val="21"/>
+            <w:u w:val="single"/>
+          </w:rPr>
+          <w:t xml:space="preserve">https://lin.ee/UB707h4</w:t>
+        </w:r>
+      </w:hyperlink>
     </w:p>
     <w:p>
       <w:pPr>
@@ -5447,6 +5461,8 @@
       <w:r>
         <w:rPr>
           <w:rFonts w:ascii="Yu Mincho" w:cs="Yu Mincho" w:eastAsia="Yu Mincho" w:hAnsi="Yu Mincho"/>
+          <w:b w:val="false"/>
+          <w:bCs w:val="false"/>
           <w:sz w:val="21"/>
           <w:szCs w:val="21"/>
         </w:rPr>
@@ -5465,6 +5481,8 @@
       <w:r>
         <w:rPr>
           <w:rFonts w:ascii="Yu Mincho" w:cs="Yu Mincho" w:eastAsia="Yu Mincho" w:hAnsi="Yu Mincho"/>
+          <w:b w:val="false"/>
+          <w:bCs w:val="false"/>
           <w:sz w:val="21"/>
           <w:szCs w:val="21"/>
         </w:rPr>
@@ -5483,6 +5501,8 @@
       <w:r>
         <w:rPr>
           <w:rFonts w:ascii="Yu Mincho" w:cs="Yu Mincho" w:eastAsia="Yu Mincho" w:hAnsi="Yu Mincho"/>
+          <w:b w:val="false"/>
+          <w:bCs w:val="false"/>
           <w:sz w:val="21"/>
           <w:szCs w:val="21"/>
         </w:rPr>
@@ -5501,6 +5521,8 @@
       <w:r>
         <w:rPr>
           <w:rFonts w:ascii="Yu Mincho" w:cs="Yu Mincho" w:eastAsia="Yu Mincho" w:hAnsi="Yu Mincho"/>
+          <w:b w:val="false"/>
+          <w:bCs w:val="false"/>
           <w:sz w:val="21"/>
           <w:szCs w:val="21"/>
         </w:rPr>
@@ -5519,6 +5541,8 @@
       <w:r>
         <w:rPr>
           <w:rFonts w:ascii="Yu Mincho" w:cs="Yu Mincho" w:eastAsia="Yu Mincho" w:hAnsi="Yu Mincho"/>
+          <w:b w:val="false"/>
+          <w:bCs w:val="false"/>
           <w:sz w:val="21"/>
           <w:szCs w:val="21"/>
         </w:rPr>
@@ -5537,6 +5561,8 @@
       <w:r>
         <w:rPr>
           <w:rFonts w:ascii="Yu Mincho" w:cs="Yu Mincho" w:eastAsia="Yu Mincho" w:hAnsi="Yu Mincho"/>
+          <w:b w:val="false"/>
+          <w:bCs w:val="false"/>
           <w:sz w:val="21"/>
           <w:szCs w:val="21"/>
         </w:rPr>
